--- a/Calendario2026/Actividades/Actividad9_Diseño_subredes/v2/9_Diseño_ de_ subredes.docx
+++ b/Calendario2026/Actividades/Actividad9_Diseño_subredes/v2/9_Diseño_ de_ subredes.docx
@@ -1,10 +1,10 @@
 
 <file path=word/document.xml><?xml version="1.0" encoding="utf-8"?>
-<w:document xmlns:wpc="http://schemas.microsoft.com/office/word/2010/wordprocessingCanvas" xmlns:cx="http://schemas.microsoft.com/office/drawing/2014/chartex" xmlns:cx1="http://schemas.microsoft.com/office/drawing/2015/9/8/chartex" xmlns:cx2="http://schemas.microsoft.com/office/drawing/2015/10/21/chartex" xmlns:cx3="http://schemas.microsoft.com/office/drawing/2016/5/9/chartex" xmlns:cx4="http://schemas.microsoft.com/office/drawing/2016/5/10/chartex" xmlns:cx5="http://schemas.microsoft.com/office/drawing/2016/5/11/chartex" xmlns:cx6="http://schemas.microsoft.com/office/drawing/2016/5/12/chartex" xmlns:cx7="http://schemas.microsoft.com/office/drawing/2016/5/13/chartex" xmlns:cx8="http://schemas.microsoft.com/office/drawing/2016/5/14/chartex" xmlns:mc="http://schemas.openxmlformats.org/markup-compatibility/2006" xmlns:aink="http://schemas.microsoft.com/office/drawing/2016/ink" xmlns:am3d="http://schemas.microsoft.com/office/drawing/2017/model3d" xmlns:o="urn:schemas-microsoft-com:office:office" xmlns:oel="http://schemas.microsoft.com/office/2019/extlst" xmlns:r="http://schemas.openxmlformats.org/officeDocument/2006/relationships" xmlns:m="http://schemas.openxmlformats.org/officeDocument/2006/math" xmlns:v="urn:schemas-microsoft-com:vml" xmlns:wp14="http://schemas.microsoft.com/office/word/2010/wordprocessingDrawing" xmlns:wp="http://schemas.openxmlformats.org/drawingml/2006/wordprocessingDrawing" xmlns:w10="urn:schemas-microsoft-com:office:word" xmlns:w="http://schemas.openxmlformats.org/wordprocessingml/2006/main" xmlns:w14="http://schemas.microsoft.com/office/word/2010/wordml" xmlns:w15="http://schemas.microsoft.com/office/word/2012/wordml" xmlns:w16cex="http://schemas.microsoft.com/office/word/2018/wordml/cex" xmlns:w16cid="http://schemas.microsoft.com/office/word/2016/wordml/cid" xmlns:w16="http://schemas.microsoft.com/office/word/2018/wordml" xmlns:w16du="http://schemas.microsoft.com/office/word/2023/wordml/word16du" xmlns:w16sdtdh="http://schemas.microsoft.com/office/word/2020/wordml/sdtdatahash" xmlns:w16se="http://schemas.microsoft.com/office/word/2015/wordml/symex" xmlns:wpg="http://schemas.microsoft.com/office/word/2010/wordprocessingGroup" xmlns:wpi="http://schemas.microsoft.com/office/word/2010/wordprocessingInk" xmlns:wne="http://schemas.microsoft.com/office/word/2006/wordml" xmlns:wps="http://schemas.microsoft.com/office/word/2010/wordprocessingShape" mc:Ignorable="w14 w15 w16se w16cid w16 w16cex w16sdtdh w16du wp14">
+<w:document xmlns:wpc="http://schemas.microsoft.com/office/word/2010/wordprocessingCanvas" xmlns:cx="http://schemas.microsoft.com/office/drawing/2014/chartex" xmlns:cx1="http://schemas.microsoft.com/office/drawing/2015/9/8/chartex" xmlns:cx2="http://schemas.microsoft.com/office/drawing/2015/10/21/chartex" xmlns:cx3="http://schemas.microsoft.com/office/drawing/2016/5/9/chartex" xmlns:cx4="http://schemas.microsoft.com/office/drawing/2016/5/10/chartex" xmlns:cx5="http://schemas.microsoft.com/office/drawing/2016/5/11/chartex" xmlns:cx6="http://schemas.microsoft.com/office/drawing/2016/5/12/chartex" xmlns:cx7="http://schemas.microsoft.com/office/drawing/2016/5/13/chartex" xmlns:cx8="http://schemas.microsoft.com/office/drawing/2016/5/14/chartex" xmlns:mc="http://schemas.openxmlformats.org/markup-compatibility/2006" xmlns:aink="http://schemas.microsoft.com/office/drawing/2016/ink" xmlns:am3d="http://schemas.microsoft.com/office/drawing/2017/model3d" xmlns:o="urn:schemas-microsoft-com:office:office" xmlns:oel="http://schemas.microsoft.com/office/2019/extlst" xmlns:r="http://schemas.openxmlformats.org/officeDocument/2006/relationships" xmlns:m="http://schemas.openxmlformats.org/officeDocument/2006/math" xmlns:v="urn:schemas-microsoft-com:vml" xmlns:wp14="http://schemas.microsoft.com/office/word/2010/wordprocessingDrawing" xmlns:wp="http://schemas.openxmlformats.org/drawingml/2006/wordprocessingDrawing" xmlns:w10="urn:schemas-microsoft-com:office:word" xmlns:w="http://schemas.openxmlformats.org/wordprocessingml/2006/main" xmlns:w14="http://schemas.microsoft.com/office/word/2010/wordml" xmlns:w15="http://schemas.microsoft.com/office/word/2012/wordml" xmlns:w16cex="http://schemas.microsoft.com/office/word/2018/wordml/cex" xmlns:w16cid="http://schemas.microsoft.com/office/word/2016/wordml/cid" xmlns:w16="http://schemas.microsoft.com/office/word/2018/wordml" xmlns:w16du="http://schemas.microsoft.com/office/word/2023/wordml/word16du" xmlns:w16sdtdh="http://schemas.microsoft.com/office/word/2020/wordml/sdtdatahash" xmlns:w16sdtfl="http://schemas.microsoft.com/office/word/2024/wordml/sdtformatlock" xmlns:w16se="http://schemas.microsoft.com/office/word/2015/wordml/symex" xmlns:wpg="http://schemas.microsoft.com/office/word/2010/wordprocessingGroup" xmlns:wpi="http://schemas.microsoft.com/office/word/2010/wordprocessingInk" xmlns:wne="http://schemas.microsoft.com/office/word/2006/wordml" xmlns:wps="http://schemas.microsoft.com/office/word/2010/wordprocessingShape" mc:Ignorable="w14 w15 w16se w16cid w16 w16cex w16sdtdh w16sdtfl w16du wp14">
   <w:body>
     <w:p>
       <w:pPr>
-        <w:pStyle w:val="BodyText"/>
+        <w:pStyle w:val="Textoindependiente"/>
         <w:pBdr>
           <w:bottom w:val="single" w:sz="4" w:space="1" w:color="auto"/>
         </w:pBdr>
@@ -102,7 +102,7 @@
     </w:p>
     <w:p>
       <w:pPr>
-        <w:pStyle w:val="BodyText"/>
+        <w:pStyle w:val="Textoindependiente"/>
         <w:pBdr>
           <w:bottom w:val="single" w:sz="4" w:space="1" w:color="auto"/>
         </w:pBdr>
@@ -132,7 +132,7 @@
     </w:p>
     <w:p>
       <w:pPr>
-        <w:pStyle w:val="BodyText"/>
+        <w:pStyle w:val="Textoindependiente"/>
         <w:spacing w:before="56"/>
         <w:ind w:left="0" w:right="117"/>
         <w:rPr>
@@ -1162,7 +1162,7 @@
     </w:p>
     <w:p>
       <w:pPr>
-        <w:pStyle w:val="ListParagraph"/>
+        <w:pStyle w:val="Prrafodelista"/>
         <w:numPr>
           <w:ilvl w:val="0"/>
           <w:numId w:val="16"/>
@@ -1196,7 +1196,7 @@
     </w:p>
     <w:p>
       <w:pPr>
-        <w:pStyle w:val="ListParagraph"/>
+        <w:pStyle w:val="Prrafodelista"/>
         <w:numPr>
           <w:ilvl w:val="0"/>
           <w:numId w:val="16"/>
@@ -1238,7 +1238,7 @@
     </w:p>
     <w:p>
       <w:pPr>
-        <w:pStyle w:val="ListParagraph"/>
+        <w:pStyle w:val="Prrafodelista"/>
         <w:numPr>
           <w:ilvl w:val="0"/>
           <w:numId w:val="16"/>
@@ -1273,7 +1273,7 @@
     </w:p>
     <w:p>
       <w:pPr>
-        <w:pStyle w:val="ListParagraph"/>
+        <w:pStyle w:val="Prrafodelista"/>
         <w:numPr>
           <w:ilvl w:val="0"/>
           <w:numId w:val="16"/>
@@ -1322,7 +1322,7 @@
     </w:p>
     <w:p>
       <w:pPr>
-        <w:pStyle w:val="ListParagraph"/>
+        <w:pStyle w:val="Prrafodelista"/>
         <w:numPr>
           <w:ilvl w:val="0"/>
           <w:numId w:val="16"/>
@@ -3062,7 +3062,7 @@
     </w:p>
     <w:p>
       <w:pPr>
-        <w:pStyle w:val="ListParagraph"/>
+        <w:pStyle w:val="Prrafodelista"/>
         <w:numPr>
           <w:ilvl w:val="0"/>
           <w:numId w:val="19"/>
@@ -3105,7 +3105,7 @@
     </w:p>
     <w:p>
       <w:pPr>
-        <w:pStyle w:val="ListParagraph"/>
+        <w:pStyle w:val="Prrafodelista"/>
         <w:numPr>
           <w:ilvl w:val="0"/>
           <w:numId w:val="19"/>
@@ -3162,7 +3162,7 @@
     </w:p>
     <w:p>
       <w:pPr>
-        <w:pStyle w:val="ListParagraph"/>
+        <w:pStyle w:val="Prrafodelista"/>
         <w:numPr>
           <w:ilvl w:val="0"/>
           <w:numId w:val="19"/>
@@ -3219,7 +3219,7 @@
     </w:p>
     <w:p>
       <w:pPr>
-        <w:pStyle w:val="ListParagraph"/>
+        <w:pStyle w:val="Prrafodelista"/>
         <w:numPr>
           <w:ilvl w:val="0"/>
           <w:numId w:val="19"/>
@@ -3276,7 +3276,7 @@
     </w:p>
     <w:p>
       <w:pPr>
-        <w:pStyle w:val="ListParagraph"/>
+        <w:pStyle w:val="Prrafodelista"/>
         <w:numPr>
           <w:ilvl w:val="0"/>
           <w:numId w:val="19"/>
@@ -3361,7 +3361,7 @@
     </w:p>
     <w:p>
       <w:pPr>
-        <w:pStyle w:val="ListParagraph"/>
+        <w:pStyle w:val="Prrafodelista"/>
         <w:numPr>
           <w:ilvl w:val="0"/>
           <w:numId w:val="19"/>
@@ -3404,7 +3404,7 @@
     </w:p>
     <w:p>
       <w:pPr>
-        <w:pStyle w:val="ListParagraph"/>
+        <w:pStyle w:val="Prrafodelista"/>
         <w:spacing w:line="360" w:lineRule="exact"/>
         <w:ind w:left="480" w:right="216"/>
         <w:jc w:val="both"/>
@@ -4316,7 +4316,7 @@
 </file>
 
 <file path=word/endnotes.xml><?xml version="1.0" encoding="utf-8"?>
-<w:endnotes xmlns:wpc="http://schemas.microsoft.com/office/word/2010/wordprocessingCanvas" xmlns:cx="http://schemas.microsoft.com/office/drawing/2014/chartex" xmlns:cx1="http://schemas.microsoft.com/office/drawing/2015/9/8/chartex" xmlns:cx2="http://schemas.microsoft.com/office/drawing/2015/10/21/chartex" xmlns:cx3="http://schemas.microsoft.com/office/drawing/2016/5/9/chartex" xmlns:cx4="http://schemas.microsoft.com/office/drawing/2016/5/10/chartex" xmlns:cx5="http://schemas.microsoft.com/office/drawing/2016/5/11/chartex" xmlns:cx6="http://schemas.microsoft.com/office/drawing/2016/5/12/chartex" xmlns:cx7="http://schemas.microsoft.com/office/drawing/2016/5/13/chartex" xmlns:cx8="http://schemas.microsoft.com/office/drawing/2016/5/14/chartex" xmlns:mc="http://schemas.openxmlformats.org/markup-compatibility/2006" xmlns:aink="http://schemas.microsoft.com/office/drawing/2016/ink" xmlns:am3d="http://schemas.microsoft.com/office/drawing/2017/model3d" xmlns:o="urn:schemas-microsoft-com:office:office" xmlns:oel="http://schemas.microsoft.com/office/2019/extlst" xmlns:r="http://schemas.openxmlformats.org/officeDocument/2006/relationships" xmlns:m="http://schemas.openxmlformats.org/officeDocument/2006/math" xmlns:v="urn:schemas-microsoft-com:vml" xmlns:wp14="http://schemas.microsoft.com/office/word/2010/wordprocessingDrawing" xmlns:wp="http://schemas.openxmlformats.org/drawingml/2006/wordprocessingDrawing" xmlns:w10="urn:schemas-microsoft-com:office:word" xmlns:w="http://schemas.openxmlformats.org/wordprocessingml/2006/main" xmlns:w14="http://schemas.microsoft.com/office/word/2010/wordml" xmlns:w15="http://schemas.microsoft.com/office/word/2012/wordml" xmlns:w16cex="http://schemas.microsoft.com/office/word/2018/wordml/cex" xmlns:w16cid="http://schemas.microsoft.com/office/word/2016/wordml/cid" xmlns:w16="http://schemas.microsoft.com/office/word/2018/wordml" xmlns:w16du="http://schemas.microsoft.com/office/word/2023/wordml/word16du" xmlns:w16sdtdh="http://schemas.microsoft.com/office/word/2020/wordml/sdtdatahash" xmlns:w16se="http://schemas.microsoft.com/office/word/2015/wordml/symex" xmlns:wpg="http://schemas.microsoft.com/office/word/2010/wordprocessingGroup" xmlns:wpi="http://schemas.microsoft.com/office/word/2010/wordprocessingInk" xmlns:wne="http://schemas.microsoft.com/office/word/2006/wordml" xmlns:wps="http://schemas.microsoft.com/office/word/2010/wordprocessingShape" mc:Ignorable="w14 w15 w16se w16cid w16 w16cex w16sdtdh w16du wp14">
+<w:endnotes xmlns:wpc="http://schemas.microsoft.com/office/word/2010/wordprocessingCanvas" xmlns:cx="http://schemas.microsoft.com/office/drawing/2014/chartex" xmlns:cx1="http://schemas.microsoft.com/office/drawing/2015/9/8/chartex" xmlns:cx2="http://schemas.microsoft.com/office/drawing/2015/10/21/chartex" xmlns:cx3="http://schemas.microsoft.com/office/drawing/2016/5/9/chartex" xmlns:cx4="http://schemas.microsoft.com/office/drawing/2016/5/10/chartex" xmlns:cx5="http://schemas.microsoft.com/office/drawing/2016/5/11/chartex" xmlns:cx6="http://schemas.microsoft.com/office/drawing/2016/5/12/chartex" xmlns:cx7="http://schemas.microsoft.com/office/drawing/2016/5/13/chartex" xmlns:cx8="http://schemas.microsoft.com/office/drawing/2016/5/14/chartex" xmlns:mc="http://schemas.openxmlformats.org/markup-compatibility/2006" xmlns:aink="http://schemas.microsoft.com/office/drawing/2016/ink" xmlns:am3d="http://schemas.microsoft.com/office/drawing/2017/model3d" xmlns:o="urn:schemas-microsoft-com:office:office" xmlns:oel="http://schemas.microsoft.com/office/2019/extlst" xmlns:r="http://schemas.openxmlformats.org/officeDocument/2006/relationships" xmlns:m="http://schemas.openxmlformats.org/officeDocument/2006/math" xmlns:v="urn:schemas-microsoft-com:vml" xmlns:wp14="http://schemas.microsoft.com/office/word/2010/wordprocessingDrawing" xmlns:wp="http://schemas.openxmlformats.org/drawingml/2006/wordprocessingDrawing" xmlns:w10="urn:schemas-microsoft-com:office:word" xmlns:w="http://schemas.openxmlformats.org/wordprocessingml/2006/main" xmlns:w14="http://schemas.microsoft.com/office/word/2010/wordml" xmlns:w15="http://schemas.microsoft.com/office/word/2012/wordml" xmlns:w16cex="http://schemas.microsoft.com/office/word/2018/wordml/cex" xmlns:w16cid="http://schemas.microsoft.com/office/word/2016/wordml/cid" xmlns:w16="http://schemas.microsoft.com/office/word/2018/wordml" xmlns:w16du="http://schemas.microsoft.com/office/word/2023/wordml/word16du" xmlns:w16sdtdh="http://schemas.microsoft.com/office/word/2020/wordml/sdtdatahash" xmlns:w16sdtfl="http://schemas.microsoft.com/office/word/2024/wordml/sdtformatlock" xmlns:w16se="http://schemas.microsoft.com/office/word/2015/wordml/symex" xmlns:wpg="http://schemas.microsoft.com/office/word/2010/wordprocessingGroup" xmlns:wpi="http://schemas.microsoft.com/office/word/2010/wordprocessingInk" xmlns:wne="http://schemas.microsoft.com/office/word/2006/wordml" xmlns:wps="http://schemas.microsoft.com/office/word/2010/wordprocessingShape" mc:Ignorable="w14 w15 w16se w16cid w16 w16cex w16sdtdh w16sdtfl w16du wp14">
   <w:endnote w:type="separator" w:id="-1">
     <w:p>
       <w:r>
@@ -4335,7 +4335,7 @@
 </file>
 
 <file path=word/footer1.xml><?xml version="1.0" encoding="utf-8"?>
-<w:ftr xmlns:wpc="http://schemas.microsoft.com/office/word/2010/wordprocessingCanvas" xmlns:cx="http://schemas.microsoft.com/office/drawing/2014/chartex" xmlns:cx1="http://schemas.microsoft.com/office/drawing/2015/9/8/chartex" xmlns:cx2="http://schemas.microsoft.com/office/drawing/2015/10/21/chartex" xmlns:cx3="http://schemas.microsoft.com/office/drawing/2016/5/9/chartex" xmlns:cx4="http://schemas.microsoft.com/office/drawing/2016/5/10/chartex" xmlns:cx5="http://schemas.microsoft.com/office/drawing/2016/5/11/chartex" xmlns:cx6="http://schemas.microsoft.com/office/drawing/2016/5/12/chartex" xmlns:cx7="http://schemas.microsoft.com/office/drawing/2016/5/13/chartex" xmlns:cx8="http://schemas.microsoft.com/office/drawing/2016/5/14/chartex" xmlns:mc="http://schemas.openxmlformats.org/markup-compatibility/2006" xmlns:aink="http://schemas.microsoft.com/office/drawing/2016/ink" xmlns:am3d="http://schemas.microsoft.com/office/drawing/2017/model3d" xmlns:o="urn:schemas-microsoft-com:office:office" xmlns:oel="http://schemas.microsoft.com/office/2019/extlst" xmlns:r="http://schemas.openxmlformats.org/officeDocument/2006/relationships" xmlns:m="http://schemas.openxmlformats.org/officeDocument/2006/math" xmlns:v="urn:schemas-microsoft-com:vml" xmlns:wp14="http://schemas.microsoft.com/office/word/2010/wordprocessingDrawing" xmlns:wp="http://schemas.openxmlformats.org/drawingml/2006/wordprocessingDrawing" xmlns:w10="urn:schemas-microsoft-com:office:word" xmlns:w="http://schemas.openxmlformats.org/wordprocessingml/2006/main" xmlns:w14="http://schemas.microsoft.com/office/word/2010/wordml" xmlns:w15="http://schemas.microsoft.com/office/word/2012/wordml" xmlns:w16cex="http://schemas.microsoft.com/office/word/2018/wordml/cex" xmlns:w16cid="http://schemas.microsoft.com/office/word/2016/wordml/cid" xmlns:w16="http://schemas.microsoft.com/office/word/2018/wordml" xmlns:w16du="http://schemas.microsoft.com/office/word/2023/wordml/word16du" xmlns:w16sdtdh="http://schemas.microsoft.com/office/word/2020/wordml/sdtdatahash" xmlns:w16se="http://schemas.microsoft.com/office/word/2015/wordml/symex" xmlns:wpg="http://schemas.microsoft.com/office/word/2010/wordprocessingGroup" xmlns:wpi="http://schemas.microsoft.com/office/word/2010/wordprocessingInk" xmlns:wne="http://schemas.microsoft.com/office/word/2006/wordml" xmlns:wps="http://schemas.microsoft.com/office/word/2010/wordprocessingShape" mc:Ignorable="w14 w15 w16se w16cid w16 w16cex w16sdtdh w16du wp14">
+<w:ftr xmlns:wpc="http://schemas.microsoft.com/office/word/2010/wordprocessingCanvas" xmlns:cx="http://schemas.microsoft.com/office/drawing/2014/chartex" xmlns:cx1="http://schemas.microsoft.com/office/drawing/2015/9/8/chartex" xmlns:cx2="http://schemas.microsoft.com/office/drawing/2015/10/21/chartex" xmlns:cx3="http://schemas.microsoft.com/office/drawing/2016/5/9/chartex" xmlns:cx4="http://schemas.microsoft.com/office/drawing/2016/5/10/chartex" xmlns:cx5="http://schemas.microsoft.com/office/drawing/2016/5/11/chartex" xmlns:cx6="http://schemas.microsoft.com/office/drawing/2016/5/12/chartex" xmlns:cx7="http://schemas.microsoft.com/office/drawing/2016/5/13/chartex" xmlns:cx8="http://schemas.microsoft.com/office/drawing/2016/5/14/chartex" xmlns:mc="http://schemas.openxmlformats.org/markup-compatibility/2006" xmlns:aink="http://schemas.microsoft.com/office/drawing/2016/ink" xmlns:am3d="http://schemas.microsoft.com/office/drawing/2017/model3d" xmlns:o="urn:schemas-microsoft-com:office:office" xmlns:oel="http://schemas.microsoft.com/office/2019/extlst" xmlns:r="http://schemas.openxmlformats.org/officeDocument/2006/relationships" xmlns:m="http://schemas.openxmlformats.org/officeDocument/2006/math" xmlns:v="urn:schemas-microsoft-com:vml" xmlns:wp14="http://schemas.microsoft.com/office/word/2010/wordprocessingDrawing" xmlns:wp="http://schemas.openxmlformats.org/drawingml/2006/wordprocessingDrawing" xmlns:w10="urn:schemas-microsoft-com:office:word" xmlns:w="http://schemas.openxmlformats.org/wordprocessingml/2006/main" xmlns:w14="http://schemas.microsoft.com/office/word/2010/wordml" xmlns:w15="http://schemas.microsoft.com/office/word/2012/wordml" xmlns:w16cex="http://schemas.microsoft.com/office/word/2018/wordml/cex" xmlns:w16cid="http://schemas.microsoft.com/office/word/2016/wordml/cid" xmlns:w16="http://schemas.microsoft.com/office/word/2018/wordml" xmlns:w16du="http://schemas.microsoft.com/office/word/2023/wordml/word16du" xmlns:w16sdtdh="http://schemas.microsoft.com/office/word/2020/wordml/sdtdatahash" xmlns:w16sdtfl="http://schemas.microsoft.com/office/word/2024/wordml/sdtformatlock" xmlns:w16se="http://schemas.microsoft.com/office/word/2015/wordml/symex" xmlns:wpg="http://schemas.microsoft.com/office/word/2010/wordprocessingGroup" xmlns:wpi="http://schemas.microsoft.com/office/word/2010/wordprocessingInk" xmlns:wne="http://schemas.microsoft.com/office/word/2006/wordml" xmlns:wps="http://schemas.microsoft.com/office/word/2010/wordprocessingShape" mc:Ignorable="w14 w15 w16se w16cid w16 w16cex w16sdtdh w16sdtfl w16du wp14">
   <w:p>
     <w:pPr>
       <w:spacing w:line="14" w:lineRule="auto"/>
@@ -4349,7 +4349,7 @@
 </file>
 
 <file path=word/footnotes.xml><?xml version="1.0" encoding="utf-8"?>
-<w:footnotes xmlns:wpc="http://schemas.microsoft.com/office/word/2010/wordprocessingCanvas" xmlns:cx="http://schemas.microsoft.com/office/drawing/2014/chartex" xmlns:cx1="http://schemas.microsoft.com/office/drawing/2015/9/8/chartex" xmlns:cx2="http://schemas.microsoft.com/office/drawing/2015/10/21/chartex" xmlns:cx3="http://schemas.microsoft.com/office/drawing/2016/5/9/chartex" xmlns:cx4="http://schemas.microsoft.com/office/drawing/2016/5/10/chartex" xmlns:cx5="http://schemas.microsoft.com/office/drawing/2016/5/11/chartex" xmlns:cx6="http://schemas.microsoft.com/office/drawing/2016/5/12/chartex" xmlns:cx7="http://schemas.microsoft.com/office/drawing/2016/5/13/chartex" xmlns:cx8="http://schemas.microsoft.com/office/drawing/2016/5/14/chartex" xmlns:mc="http://schemas.openxmlformats.org/markup-compatibility/2006" xmlns:aink="http://schemas.microsoft.com/office/drawing/2016/ink" xmlns:am3d="http://schemas.microsoft.com/office/drawing/2017/model3d" xmlns:o="urn:schemas-microsoft-com:office:office" xmlns:oel="http://schemas.microsoft.com/office/2019/extlst" xmlns:r="http://schemas.openxmlformats.org/officeDocument/2006/relationships" xmlns:m="http://schemas.openxmlformats.org/officeDocument/2006/math" xmlns:v="urn:schemas-microsoft-com:vml" xmlns:wp14="http://schemas.microsoft.com/office/word/2010/wordprocessingDrawing" xmlns:wp="http://schemas.openxmlformats.org/drawingml/2006/wordprocessingDrawing" xmlns:w10="urn:schemas-microsoft-com:office:word" xmlns:w="http://schemas.openxmlformats.org/wordprocessingml/2006/main" xmlns:w14="http://schemas.microsoft.com/office/word/2010/wordml" xmlns:w15="http://schemas.microsoft.com/office/word/2012/wordml" xmlns:w16cex="http://schemas.microsoft.com/office/word/2018/wordml/cex" xmlns:w16cid="http://schemas.microsoft.com/office/word/2016/wordml/cid" xmlns:w16="http://schemas.microsoft.com/office/word/2018/wordml" xmlns:w16du="http://schemas.microsoft.com/office/word/2023/wordml/word16du" xmlns:w16sdtdh="http://schemas.microsoft.com/office/word/2020/wordml/sdtdatahash" xmlns:w16se="http://schemas.microsoft.com/office/word/2015/wordml/symex" xmlns:wpg="http://schemas.microsoft.com/office/word/2010/wordprocessingGroup" xmlns:wpi="http://schemas.microsoft.com/office/word/2010/wordprocessingInk" xmlns:wne="http://schemas.microsoft.com/office/word/2006/wordml" xmlns:wps="http://schemas.microsoft.com/office/word/2010/wordprocessingShape" mc:Ignorable="w14 w15 w16se w16cid w16 w16cex w16sdtdh w16du wp14">
+<w:footnotes xmlns:wpc="http://schemas.microsoft.com/office/word/2010/wordprocessingCanvas" xmlns:cx="http://schemas.microsoft.com/office/drawing/2014/chartex" xmlns:cx1="http://schemas.microsoft.com/office/drawing/2015/9/8/chartex" xmlns:cx2="http://schemas.microsoft.com/office/drawing/2015/10/21/chartex" xmlns:cx3="http://schemas.microsoft.com/office/drawing/2016/5/9/chartex" xmlns:cx4="http://schemas.microsoft.com/office/drawing/2016/5/10/chartex" xmlns:cx5="http://schemas.microsoft.com/office/drawing/2016/5/11/chartex" xmlns:cx6="http://schemas.microsoft.com/office/drawing/2016/5/12/chartex" xmlns:cx7="http://schemas.microsoft.com/office/drawing/2016/5/13/chartex" xmlns:cx8="http://schemas.microsoft.com/office/drawing/2016/5/14/chartex" xmlns:mc="http://schemas.openxmlformats.org/markup-compatibility/2006" xmlns:aink="http://schemas.microsoft.com/office/drawing/2016/ink" xmlns:am3d="http://schemas.microsoft.com/office/drawing/2017/model3d" xmlns:o="urn:schemas-microsoft-com:office:office" xmlns:oel="http://schemas.microsoft.com/office/2019/extlst" xmlns:r="http://schemas.openxmlformats.org/officeDocument/2006/relationships" xmlns:m="http://schemas.openxmlformats.org/officeDocument/2006/math" xmlns:v="urn:schemas-microsoft-com:vml" xmlns:wp14="http://schemas.microsoft.com/office/word/2010/wordprocessingDrawing" xmlns:wp="http://schemas.openxmlformats.org/drawingml/2006/wordprocessingDrawing" xmlns:w10="urn:schemas-microsoft-com:office:word" xmlns:w="http://schemas.openxmlformats.org/wordprocessingml/2006/main" xmlns:w14="http://schemas.microsoft.com/office/word/2010/wordml" xmlns:w15="http://schemas.microsoft.com/office/word/2012/wordml" xmlns:w16cex="http://schemas.microsoft.com/office/word/2018/wordml/cex" xmlns:w16cid="http://schemas.microsoft.com/office/word/2016/wordml/cid" xmlns:w16="http://schemas.microsoft.com/office/word/2018/wordml" xmlns:w16du="http://schemas.microsoft.com/office/word/2023/wordml/word16du" xmlns:w16sdtdh="http://schemas.microsoft.com/office/word/2020/wordml/sdtdatahash" xmlns:w16sdtfl="http://schemas.microsoft.com/office/word/2024/wordml/sdtformatlock" xmlns:w16se="http://schemas.microsoft.com/office/word/2015/wordml/symex" xmlns:wpg="http://schemas.microsoft.com/office/word/2010/wordprocessingGroup" xmlns:wpi="http://schemas.microsoft.com/office/word/2010/wordprocessingInk" xmlns:wne="http://schemas.microsoft.com/office/word/2006/wordml" xmlns:wps="http://schemas.microsoft.com/office/word/2010/wordprocessingShape" mc:Ignorable="w14 w15 w16se w16cid w16 w16cex w16sdtdh w16sdtfl w16du wp14">
   <w:footnote w:type="separator" w:id="-1">
     <w:p>
       <w:r>
@@ -4368,7 +4368,7 @@
 </file>
 
 <file path=word/numbering.xml><?xml version="1.0" encoding="utf-8"?>
-<w:numbering xmlns:wpc="http://schemas.microsoft.com/office/word/2010/wordprocessingCanvas" xmlns:cx="http://schemas.microsoft.com/office/drawing/2014/chartex" xmlns:cx1="http://schemas.microsoft.com/office/drawing/2015/9/8/chartex" xmlns:cx2="http://schemas.microsoft.com/office/drawing/2015/10/21/chartex" xmlns:cx3="http://schemas.microsoft.com/office/drawing/2016/5/9/chartex" xmlns:cx4="http://schemas.microsoft.com/office/drawing/2016/5/10/chartex" xmlns:cx5="http://schemas.microsoft.com/office/drawing/2016/5/11/chartex" xmlns:cx6="http://schemas.microsoft.com/office/drawing/2016/5/12/chartex" xmlns:cx7="http://schemas.microsoft.com/office/drawing/2016/5/13/chartex" xmlns:cx8="http://schemas.microsoft.com/office/drawing/2016/5/14/chartex" xmlns:mc="http://schemas.openxmlformats.org/markup-compatibility/2006" xmlns:aink="http://schemas.microsoft.com/office/drawing/2016/ink" xmlns:am3d="http://schemas.microsoft.com/office/drawing/2017/model3d" xmlns:o="urn:schemas-microsoft-com:office:office" xmlns:oel="http://schemas.microsoft.com/office/2019/extlst" xmlns:r="http://schemas.openxmlformats.org/officeDocument/2006/relationships" xmlns:m="http://schemas.openxmlformats.org/officeDocument/2006/math" xmlns:v="urn:schemas-microsoft-com:vml" xmlns:wp14="http://schemas.microsoft.com/office/word/2010/wordprocessingDrawing" xmlns:wp="http://schemas.openxmlformats.org/drawingml/2006/wordprocessingDrawing" xmlns:w10="urn:schemas-microsoft-com:office:word" xmlns:w="http://schemas.openxmlformats.org/wordprocessingml/2006/main" xmlns:w14="http://schemas.microsoft.com/office/word/2010/wordml" xmlns:w15="http://schemas.microsoft.com/office/word/2012/wordml" xmlns:w16cex="http://schemas.microsoft.com/office/word/2018/wordml/cex" xmlns:w16cid="http://schemas.microsoft.com/office/word/2016/wordml/cid" xmlns:w16="http://schemas.microsoft.com/office/word/2018/wordml" xmlns:w16du="http://schemas.microsoft.com/office/word/2023/wordml/word16du" xmlns:w16sdtdh="http://schemas.microsoft.com/office/word/2020/wordml/sdtdatahash" xmlns:w16se="http://schemas.microsoft.com/office/word/2015/wordml/symex" xmlns:wpg="http://schemas.microsoft.com/office/word/2010/wordprocessingGroup" xmlns:wpi="http://schemas.microsoft.com/office/word/2010/wordprocessingInk" xmlns:wne="http://schemas.microsoft.com/office/word/2006/wordml" xmlns:wps="http://schemas.microsoft.com/office/word/2010/wordprocessingShape" mc:Ignorable="w14 w15 w16se w16cid w16 w16cex w16sdtdh w16du wp14">
+<w:numbering xmlns:wpc="http://schemas.microsoft.com/office/word/2010/wordprocessingCanvas" xmlns:cx="http://schemas.microsoft.com/office/drawing/2014/chartex" xmlns:cx1="http://schemas.microsoft.com/office/drawing/2015/9/8/chartex" xmlns:cx2="http://schemas.microsoft.com/office/drawing/2015/10/21/chartex" xmlns:cx3="http://schemas.microsoft.com/office/drawing/2016/5/9/chartex" xmlns:cx4="http://schemas.microsoft.com/office/drawing/2016/5/10/chartex" xmlns:cx5="http://schemas.microsoft.com/office/drawing/2016/5/11/chartex" xmlns:cx6="http://schemas.microsoft.com/office/drawing/2016/5/12/chartex" xmlns:cx7="http://schemas.microsoft.com/office/drawing/2016/5/13/chartex" xmlns:cx8="http://schemas.microsoft.com/office/drawing/2016/5/14/chartex" xmlns:mc="http://schemas.openxmlformats.org/markup-compatibility/2006" xmlns:aink="http://schemas.microsoft.com/office/drawing/2016/ink" xmlns:am3d="http://schemas.microsoft.com/office/drawing/2017/model3d" xmlns:o="urn:schemas-microsoft-com:office:office" xmlns:oel="http://schemas.microsoft.com/office/2019/extlst" xmlns:r="http://schemas.openxmlformats.org/officeDocument/2006/relationships" xmlns:m="http://schemas.openxmlformats.org/officeDocument/2006/math" xmlns:v="urn:schemas-microsoft-com:vml" xmlns:wp14="http://schemas.microsoft.com/office/word/2010/wordprocessingDrawing" xmlns:wp="http://schemas.openxmlformats.org/drawingml/2006/wordprocessingDrawing" xmlns:w10="urn:schemas-microsoft-com:office:word" xmlns:w="http://schemas.openxmlformats.org/wordprocessingml/2006/main" xmlns:w14="http://schemas.microsoft.com/office/word/2010/wordml" xmlns:w15="http://schemas.microsoft.com/office/word/2012/wordml" xmlns:w16cex="http://schemas.microsoft.com/office/word/2018/wordml/cex" xmlns:w16cid="http://schemas.microsoft.com/office/word/2016/wordml/cid" xmlns:w16="http://schemas.microsoft.com/office/word/2018/wordml" xmlns:w16du="http://schemas.microsoft.com/office/word/2023/wordml/word16du" xmlns:w16sdtdh="http://schemas.microsoft.com/office/word/2020/wordml/sdtdatahash" xmlns:w16sdtfl="http://schemas.microsoft.com/office/word/2024/wordml/sdtformatlock" xmlns:w16se="http://schemas.microsoft.com/office/word/2015/wordml/symex" xmlns:wpg="http://schemas.microsoft.com/office/word/2010/wordprocessingGroup" xmlns:wpi="http://schemas.microsoft.com/office/word/2010/wordprocessingInk" xmlns:wne="http://schemas.microsoft.com/office/word/2006/wordml" xmlns:wps="http://schemas.microsoft.com/office/word/2010/wordprocessingShape" mc:Ignorable="w14 w15 w16se w16cid w16 w16cex w16sdtdh w16sdtfl w16du wp14">
   <w:abstractNum w:abstractNumId="0" w15:restartNumberingAfterBreak="0">
     <w:nsid w:val="036A2280"/>
     <w:multiLevelType w:val="hybridMultilevel"/>
@@ -7541,7 +7541,7 @@
 </file>
 
 <file path=word/styles.xml><?xml version="1.0" encoding="utf-8"?>
-<w:styles xmlns:mc="http://schemas.openxmlformats.org/markup-compatibility/2006" xmlns:r="http://schemas.openxmlformats.org/officeDocument/2006/relationships" xmlns:w="http://schemas.openxmlformats.org/wordprocessingml/2006/main" xmlns:w14="http://schemas.microsoft.com/office/word/2010/wordml" xmlns:w15="http://schemas.microsoft.com/office/word/2012/wordml" xmlns:w16cex="http://schemas.microsoft.com/office/word/2018/wordml/cex" xmlns:w16cid="http://schemas.microsoft.com/office/word/2016/wordml/cid" xmlns:w16="http://schemas.microsoft.com/office/word/2018/wordml" xmlns:w16du="http://schemas.microsoft.com/office/word/2023/wordml/word16du" xmlns:w16sdtdh="http://schemas.microsoft.com/office/word/2020/wordml/sdtdatahash" xmlns:w16se="http://schemas.microsoft.com/office/word/2015/wordml/symex" mc:Ignorable="w14 w15 w16se w16cid w16 w16cex w16sdtdh w16du">
+<w:styles xmlns:mc="http://schemas.openxmlformats.org/markup-compatibility/2006" xmlns:r="http://schemas.openxmlformats.org/officeDocument/2006/relationships" xmlns:w="http://schemas.openxmlformats.org/wordprocessingml/2006/main" xmlns:w14="http://schemas.microsoft.com/office/word/2010/wordml" xmlns:w15="http://schemas.microsoft.com/office/word/2012/wordml" xmlns:w16cex="http://schemas.microsoft.com/office/word/2018/wordml/cex" xmlns:w16cid="http://schemas.microsoft.com/office/word/2016/wordml/cid" xmlns:w16="http://schemas.microsoft.com/office/word/2018/wordml" xmlns:w16du="http://schemas.microsoft.com/office/word/2023/wordml/word16du" xmlns:w16sdtdh="http://schemas.microsoft.com/office/word/2020/wordml/sdtdatahash" xmlns:w16sdtfl="http://schemas.microsoft.com/office/word/2024/wordml/sdtformatlock" xmlns:w16se="http://schemas.microsoft.com/office/word/2015/wordml/symex" mc:Ignorable="w14 w15 w16se w16cid w16 w16cex w16sdtdh w16sdtfl w16du">
   <w:docDefaults>
     <w:rPrDefault>
       <w:rPr>
@@ -7942,7 +7942,7 @@
       <w:lang w:val="es-MX"/>
     </w:rPr>
   </w:style>
-  <w:style w:type="paragraph" w:styleId="Heading1">
+  <w:style w:type="paragraph" w:styleId="Ttulo1">
     <w:name w:val="heading 1"/>
     <w:basedOn w:val="Normal"/>
     <w:uiPriority w:val="9"/>
@@ -7958,7 +7958,7 @@
       <w:szCs w:val="28"/>
     </w:rPr>
   </w:style>
-  <w:style w:type="paragraph" w:styleId="Heading2">
+  <w:style w:type="paragraph" w:styleId="Ttulo2">
     <w:name w:val="heading 2"/>
     <w:basedOn w:val="Normal"/>
     <w:uiPriority w:val="9"/>
@@ -7977,7 +7977,7 @@
       <w:szCs w:val="24"/>
     </w:rPr>
   </w:style>
-  <w:style w:type="paragraph" w:styleId="Heading3">
+  <w:style w:type="paragraph" w:styleId="Ttulo3">
     <w:name w:val="heading 3"/>
     <w:basedOn w:val="Normal"/>
     <w:uiPriority w:val="9"/>
@@ -7993,7 +7993,7 @@
       <w:szCs w:val="24"/>
     </w:rPr>
   </w:style>
-  <w:style w:type="paragraph" w:styleId="Heading4">
+  <w:style w:type="paragraph" w:styleId="Ttulo4">
     <w:name w:val="heading 4"/>
     <w:basedOn w:val="Normal"/>
     <w:uiPriority w:val="9"/>
@@ -8007,7 +8007,7 @@
       <w:rFonts w:ascii="Arial" w:eastAsia="Arial" w:hAnsi="Arial"/>
     </w:rPr>
   </w:style>
-  <w:style w:type="paragraph" w:styleId="Heading5">
+  <w:style w:type="paragraph" w:styleId="Ttulo5">
     <w:name w:val="heading 5"/>
     <w:basedOn w:val="Normal"/>
     <w:uiPriority w:val="9"/>
@@ -8026,7 +8026,7 @@
       <w:szCs w:val="20"/>
     </w:rPr>
   </w:style>
-  <w:style w:type="paragraph" w:styleId="Heading6">
+  <w:style w:type="paragraph" w:styleId="Ttulo6">
     <w:name w:val="heading 6"/>
     <w:basedOn w:val="Normal"/>
     <w:uiPriority w:val="9"/>
@@ -8045,13 +8045,13 @@
       <w:szCs w:val="18"/>
     </w:rPr>
   </w:style>
-  <w:style w:type="character" w:default="1" w:styleId="DefaultParagraphFont">
+  <w:style w:type="character" w:default="1" w:styleId="Fuentedeprrafopredeter">
     <w:name w:val="Default Paragraph Font"/>
     <w:uiPriority w:val="1"/>
     <w:semiHidden/>
     <w:unhideWhenUsed/>
   </w:style>
-  <w:style w:type="table" w:default="1" w:styleId="TableNormal">
+  <w:style w:type="table" w:default="1" w:styleId="Tablanormal">
     <w:name w:val="Normal Table"/>
     <w:uiPriority w:val="99"/>
     <w:semiHidden/>
@@ -8066,7 +8066,7 @@
       </w:tblCellMar>
     </w:tblPr>
   </w:style>
-  <w:style w:type="numbering" w:default="1" w:styleId="NoList">
+  <w:style w:type="numbering" w:default="1" w:styleId="Sinlista">
     <w:name w:val="No List"/>
     <w:uiPriority w:val="99"/>
     <w:semiHidden/>
@@ -8088,7 +8088,7 @@
       </w:tblCellMar>
     </w:tblPr>
   </w:style>
-  <w:style w:type="paragraph" w:styleId="TOC1">
+  <w:style w:type="paragraph" w:styleId="TDC1">
     <w:name w:val="toc 1"/>
     <w:basedOn w:val="Normal"/>
     <w:uiPriority w:val="1"/>
@@ -8103,7 +8103,7 @@
       <w:szCs w:val="18"/>
     </w:rPr>
   </w:style>
-  <w:style w:type="paragraph" w:styleId="TOC2">
+  <w:style w:type="paragraph" w:styleId="TDC2">
     <w:name w:val="toc 2"/>
     <w:basedOn w:val="Normal"/>
     <w:uiPriority w:val="1"/>
@@ -8119,7 +8119,7 @@
       <w:i/>
     </w:rPr>
   </w:style>
-  <w:style w:type="paragraph" w:styleId="TOC3">
+  <w:style w:type="paragraph" w:styleId="TDC3">
     <w:name w:val="toc 3"/>
     <w:basedOn w:val="Normal"/>
     <w:uiPriority w:val="1"/>
@@ -8134,7 +8134,7 @@
       <w:szCs w:val="18"/>
     </w:rPr>
   </w:style>
-  <w:style w:type="paragraph" w:styleId="BodyText">
+  <w:style w:type="paragraph" w:styleId="Textoindependiente">
     <w:name w:val="Body Text"/>
     <w:basedOn w:val="Normal"/>
     <w:uiPriority w:val="1"/>
@@ -8149,7 +8149,7 @@
       <w:szCs w:val="18"/>
     </w:rPr>
   </w:style>
-  <w:style w:type="paragraph" w:styleId="ListParagraph">
+  <w:style w:type="paragraph" w:styleId="Prrafodelista">
     <w:name w:val="List Paragraph"/>
     <w:basedOn w:val="Normal"/>
     <w:uiPriority w:val="34"/>
@@ -8161,10 +8161,10 @@
     <w:uiPriority w:val="1"/>
     <w:qFormat/>
   </w:style>
-  <w:style w:type="paragraph" w:styleId="Header">
+  <w:style w:type="paragraph" w:styleId="Encabezado">
     <w:name w:val="header"/>
     <w:basedOn w:val="Normal"/>
-    <w:link w:val="HeaderChar"/>
+    <w:link w:val="EncabezadoCar"/>
     <w:uiPriority w:val="99"/>
     <w:unhideWhenUsed/>
     <w:rsid w:val="00541679"/>
@@ -8175,20 +8175,20 @@
       </w:tabs>
     </w:pPr>
   </w:style>
-  <w:style w:type="character" w:customStyle="1" w:styleId="HeaderChar">
-    <w:name w:val="Header Char"/>
-    <w:basedOn w:val="DefaultParagraphFont"/>
-    <w:link w:val="Header"/>
+  <w:style w:type="character" w:customStyle="1" w:styleId="EncabezadoCar">
+    <w:name w:val="Encabezado Car"/>
+    <w:basedOn w:val="Fuentedeprrafopredeter"/>
+    <w:link w:val="Encabezado"/>
     <w:uiPriority w:val="99"/>
     <w:rsid w:val="00541679"/>
     <w:rPr>
       <w:lang w:val="es-MX"/>
     </w:rPr>
   </w:style>
-  <w:style w:type="paragraph" w:styleId="Footer">
+  <w:style w:type="paragraph" w:styleId="Piedepgina">
     <w:name w:val="footer"/>
     <w:basedOn w:val="Normal"/>
-    <w:link w:val="FooterChar"/>
+    <w:link w:val="PiedepginaCar"/>
     <w:uiPriority w:val="99"/>
     <w:unhideWhenUsed/>
     <w:rsid w:val="00541679"/>
@@ -8199,10 +8199,10 @@
       </w:tabs>
     </w:pPr>
   </w:style>
-  <w:style w:type="character" w:customStyle="1" w:styleId="FooterChar">
-    <w:name w:val="Footer Char"/>
-    <w:basedOn w:val="DefaultParagraphFont"/>
-    <w:link w:val="Footer"/>
+  <w:style w:type="character" w:customStyle="1" w:styleId="PiedepginaCar">
+    <w:name w:val="Pie de página Car"/>
+    <w:basedOn w:val="Fuentedeprrafopredeter"/>
+    <w:link w:val="Piedepgina"/>
     <w:uiPriority w:val="99"/>
     <w:rsid w:val="00541679"/>
     <w:rPr>
@@ -8249,7 +8249,7 @@
   </w:style>
   <w:style w:type="paragraph" w:customStyle="1" w:styleId="PartHead">
     <w:name w:val="Part Head"/>
-    <w:basedOn w:val="ListParagraph"/>
+    <w:basedOn w:val="Prrafodelista"/>
     <w:next w:val="Normal"/>
     <w:qFormat/>
     <w:rsid w:val="00C95EFC"/>
@@ -8313,7 +8313,7 @@
   </w:style>
   <w:style w:type="numbering" w:customStyle="1" w:styleId="PartStepSubStepList">
     <w:name w:val="Part_Step_SubStep_List"/>
-    <w:basedOn w:val="NoList"/>
+    <w:basedOn w:val="Sinlista"/>
     <w:uiPriority w:val="99"/>
     <w:rsid w:val="00C95EFC"/>
     <w:pPr>

--- a/Calendario2026/Actividades/Actividad9_Diseño_subredes/v2/9_Diseño_ de_ subredes.docx
+++ b/Calendario2026/Actividades/Actividad9_Diseño_subredes/v2/9_Diseño_ de_ subredes.docx
@@ -3625,6 +3625,8 @@
         <w:tc>
           <w:tcPr>
             <w:tcW w:w="2676" w:type="dxa"/>
+            <w:vMerge w:val="restart"/>
+            <w:vAlign w:val="center"/>
           </w:tcPr>
           <w:p>
             <w:pPr>
@@ -3635,6 +3637,7 @@
                 <w:rFonts w:ascii="Arial" w:eastAsia="Arial" w:hAnsi="Arial" w:cs="Arial"/>
               </w:rPr>
             </w:pPr>
+            <w:proofErr w:type="spellStart"/>
             <w:r>
               <w:rPr>
                 <w:rFonts w:ascii="Arial"/>
@@ -3649,6 +3652,7 @@
               </w:rPr>
               <w:t>Central</w:t>
             </w:r>
+            <w:proofErr w:type="spellEnd"/>
           </w:p>
         </w:tc>
         <w:tc>
@@ -3736,6 +3740,7 @@
         <w:tc>
           <w:tcPr>
             <w:tcW w:w="2676" w:type="dxa"/>
+            <w:vMerge/>
           </w:tcPr>
           <w:p>
             <w:pPr>
@@ -3829,6 +3834,7 @@
         <w:tc>
           <w:tcPr>
             <w:tcW w:w="2676" w:type="dxa"/>
+            <w:vMerge/>
           </w:tcPr>
           <w:p>
             <w:pPr>
